--- a/CD_paySlip old2.docx
+++ b/CD_paySlip old2.docx
@@ -10,6 +10,38 @@
           <w:sz w:val="2"/>
         </w:rPr>
       </w:pPr>
+      <w:r>
+        <w:rPr>
+          <w:noProof/>
+          <w:sz w:val="22"/>
+        </w:rPr>
+        <w:pict>
+          <v:group id="docshapegroup1" o:spid="_x0000_s1026" style="position:absolute;margin-left:12.85pt;margin-top:-.2pt;width:74.5pt;height:69.8pt;z-index:-251658240" coordsize="14477,6572" o:gfxdata="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">
+            <v:shapetype id="_x0000_t75" coordsize="21600,21600" o:spt="75" o:preferrelative="t" path="m@4@5l@4@11@9@11@9@5xe" filled="f" stroked="f">
+              <v:stroke joinstyle="miter"/>
+              <v:formulas>
+                <v:f eqn="if lineDrawn pixelLineWidth 0"/>
+                <v:f eqn="sum @0 1 0"/>
+                <v:f eqn="sum 0 0 @1"/>
+                <v:f eqn="prod @2 1 2"/>
+                <v:f eqn="prod @3 21600 pixelWidth"/>
+                <v:f eqn="prod @3 21600 pixelHeight"/>
+                <v:f eqn="sum @0 0 1"/>
+                <v:f eqn="prod @6 1 2"/>
+                <v:f eqn="prod @7 21600 pixelWidth"/>
+                <v:f eqn="sum @8 21600 0"/>
+                <v:f eqn="prod @7 21600 pixelHeight"/>
+                <v:f eqn="sum @10 21600 0"/>
+              </v:formulas>
+              <v:path o:extrusionok="f" gradientshapeok="t" o:connecttype="rect"/>
+              <o:lock v:ext="edit" aspectratio="t"/>
+            </v:shapetype>
+            <v:shape id="Picture 2" o:spid="_x0000_s1027" type="#_x0000_t75" style="position:absolute;top:25;width:14477;height:6572;visibility:visible;mso-wrap-style:square" o:gfxdata="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">
+              <v:imagedata r:id="rId7" o:title=""/>
+            </v:shape>
+          </v:group>
+        </w:pict>
+      </w:r>
     </w:p>
     <w:tbl>
       <w:tblPr>
@@ -64,37 +96,6 @@
                 <w:sz w:val="24"/>
               </w:rPr>
             </w:pPr>
-            <w:r>
-              <w:rPr>
-                <w:noProof/>
-              </w:rPr>
-              <w:pict>
-                <v:group id="docshapegroup1" o:spid="_x0000_s1026" style="position:absolute;left:0;text-align:left;margin-left:14.9pt;margin-top:3.75pt;width:58.9pt;height:54.05pt;z-index:-251658240" coordsize="14477,6572" o:gfxdata="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">
-                  <v:shapetype id="_x0000_t75" coordsize="21600,21600" o:spt="75" o:preferrelative="t" path="m@4@5l@4@11@9@11@9@5xe" filled="f" stroked="f">
-                    <v:stroke joinstyle="miter"/>
-                    <v:formulas>
-                      <v:f eqn="if lineDrawn pixelLineWidth 0"/>
-                      <v:f eqn="sum @0 1 0"/>
-                      <v:f eqn="sum 0 0 @1"/>
-                      <v:f eqn="prod @2 1 2"/>
-                      <v:f eqn="prod @3 21600 pixelWidth"/>
-                      <v:f eqn="prod @3 21600 pixelHeight"/>
-                      <v:f eqn="sum @0 0 1"/>
-                      <v:f eqn="prod @6 1 2"/>
-                      <v:f eqn="prod @7 21600 pixelWidth"/>
-                      <v:f eqn="sum @8 21600 0"/>
-                      <v:f eqn="prod @7 21600 pixelHeight"/>
-                      <v:f eqn="sum @10 21600 0"/>
-                    </v:formulas>
-                    <v:path o:extrusionok="f" gradientshapeok="t" o:connecttype="rect"/>
-                    <o:lock v:ext="edit" aspectratio="t"/>
-                  </v:shapetype>
-                  <v:shape id="Picture 2" o:spid="_x0000_s1027" type="#_x0000_t75" style="position:absolute;top:25;width:14477;height:6572;visibility:visible;mso-wrap-style:square" o:gfxdata="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">
-                    <v:imagedata r:id="rId7" o:title=""/>
-                  </v:shape>
-                </v:group>
-              </w:pict>
-            </w:r>
             <w:bookmarkStart w:id="0" w:name="Harish_Raja"/>
             <w:bookmarkEnd w:id="0"/>
             <w:r>
@@ -1690,6 +1691,7 @@
           <w:p>
             <w:pPr>
               <w:spacing w:line="156" w:lineRule="auto"/>
+              <w:jc w:val="right"/>
               <w:rPr>
                 <w:sz w:val="18"/>
                 <w:szCs w:val="18"/>
@@ -1706,6 +1708,7 @@
           <w:p>
             <w:pPr>
               <w:spacing w:line="168" w:lineRule="auto"/>
+              <w:jc w:val="right"/>
               <w:rPr>
                 <w:sz w:val="18"/>
                 <w:szCs w:val="18"/>
@@ -1741,6 +1744,7 @@
                 <w:tab w:val="center" w:pos="792"/>
               </w:tabs>
               <w:spacing w:line="168" w:lineRule="auto"/>
+              <w:jc w:val="right"/>
             </w:pPr>
             <w:r>
               <w:rPr>
@@ -1783,6 +1787,7 @@
           <w:p>
             <w:pPr>
               <w:spacing w:line="156" w:lineRule="auto"/>
+              <w:jc w:val="right"/>
               <w:rPr>
                 <w:sz w:val="18"/>
                 <w:szCs w:val="18"/>
@@ -1793,23 +1798,21 @@
                 <w:sz w:val="18"/>
                 <w:szCs w:val="18"/>
               </w:rPr>
-              <w:t xml:space="preserve">         {#allEarnings}</w:t>
+              <w:t xml:space="preserve">         {#allEarnings       </w:t>
             </w:r>
-          </w:p>
-          <w:p>
-            <w:pPr>
-              <w:spacing w:line="156" w:lineRule="auto"/>
-              <w:rPr>
-                <w:sz w:val="18"/>
-                <w:szCs w:val="18"/>
-              </w:rPr>
-            </w:pPr>
             <w:r>
               <w:rPr>
                 <w:sz w:val="18"/>
                 <w:szCs w:val="18"/>
               </w:rPr>
-              <w:t xml:space="preserve">       {</w:t>
+              <w:t xml:space="preserve">  </w:t>
+            </w:r>
+            <w:r>
+              <w:rPr>
+                <w:sz w:val="18"/>
+                <w:szCs w:val="18"/>
+              </w:rPr>
+              <w:t>{</w:t>
             </w:r>
             <w:proofErr w:type="spellStart"/>
             <w:r>
@@ -1830,9 +1833,8 @@
           </w:p>
           <w:p>
             <w:pPr>
-              <w:pStyle w:val="TableParagraph"/>
-              <w:spacing w:before="85" w:line="252" w:lineRule="auto"/>
-              <w:ind w:right="75"/>
+              <w:spacing w:line="156" w:lineRule="auto"/>
+              <w:jc w:val="right"/>
               <w:rPr>
                 <w:sz w:val="18"/>
               </w:rPr>
